--- a/Sprint 2 progress.docx
+++ b/Sprint 2 progress.docx
@@ -4,6 +4,14 @@
   <w:body>
     <w:sdt>
       <w:sdtPr>
+        <w:rPr>
+          <w:rFonts w:asciiTheme="minorHAnsi" w:eastAsiaTheme="minorHAnsi" w:hAnsiTheme="minorHAnsi" w:cstheme="minorBidi"/>
+          <w:color w:val="auto"/>
+          <w:kern w:val="2"/>
+          <w:sz w:val="24"/>
+          <w:szCs w:val="24"/>
+          <w14:ligatures w14:val="standardContextual"/>
+        </w:rPr>
         <w:id w:val="838584022"/>
         <w:docPartObj>
           <w:docPartGallery w:val="Table of Contents"/>
@@ -12,15 +20,9 @@
       </w:sdtPr>
       <w:sdtEndPr>
         <w:rPr>
-          <w:rFonts w:asciiTheme="minorHAnsi" w:eastAsiaTheme="minorHAnsi" w:hAnsiTheme="minorHAnsi" w:cstheme="minorBidi"/>
           <w:b/>
           <w:bCs/>
           <w:noProof/>
-          <w:color w:val="auto"/>
-          <w:kern w:val="2"/>
-          <w:sz w:val="24"/>
-          <w:szCs w:val="24"/>
-          <w14:ligatures w14:val="standardContextual"/>
         </w:rPr>
       </w:sdtEndPr>
       <w:sdtContent>
@@ -33,6 +35,15 @@
           </w:r>
         </w:p>
         <w:p>
+          <w:pPr>
+            <w:pStyle w:val="TOC1"/>
+            <w:tabs>
+              <w:tab w:val="right" w:leader="dot" w:pos="9350"/>
+            </w:tabs>
+            <w:rPr>
+              <w:noProof/>
+            </w:rPr>
+          </w:pPr>
           <w:r>
             <w:fldChar w:fldCharType="begin"/>
           </w:r>
@@ -42,14 +53,2336 @@
           <w:r>
             <w:fldChar w:fldCharType="separate"/>
           </w:r>
-          <w:r>
+          <w:hyperlink w:anchor="_Toc234584170" w:history="1">
+            <w:r>
+              <w:rPr>
+                <w:rStyle w:val="Hyperlink"/>
+                <w:noProof/>
+              </w:rPr>
+              <w:t>Sprint 2 Progress</w:t>
+            </w:r>
+            <w:r>
+              <w:rPr>
+                <w:noProof/>
+                <w:webHidden/>
+              </w:rPr>
+              <w:tab/>
+            </w:r>
+            <w:r>
+              <w:rPr>
+                <w:noProof/>
+                <w:webHidden/>
+              </w:rPr>
+              <w:fldChar w:fldCharType="begin"/>
+            </w:r>
+            <w:r>
+              <w:rPr>
+                <w:noProof/>
+                <w:webHidden/>
+              </w:rPr>
+              <w:instrText xml:space="preserve"> PAGEREF _Toc234584170 \h </w:instrText>
+            </w:r>
+            <w:r>
+              <w:rPr>
+                <w:noProof/>
+                <w:webHidden/>
+              </w:rPr>
+            </w:r>
+            <w:r>
+              <w:rPr>
+                <w:noProof/>
+                <w:webHidden/>
+              </w:rPr>
+              <w:fldChar w:fldCharType="separate"/>
+            </w:r>
+            <w:r>
+              <w:rPr>
+                <w:noProof/>
+                <w:webHidden/>
+              </w:rPr>
+              <w:t>3</w:t>
+            </w:r>
+            <w:r>
+              <w:rPr>
+                <w:noProof/>
+                <w:webHidden/>
+              </w:rPr>
+              <w:fldChar w:fldCharType="end"/>
+            </w:r>
+          </w:hyperlink>
+        </w:p>
+        <w:p>
+          <w:pPr>
+            <w:pStyle w:val="TOC2"/>
+            <w:tabs>
+              <w:tab w:val="right" w:leader="dot" w:pos="9350"/>
+            </w:tabs>
             <w:rPr>
-              <w:b/>
-              <w:bCs/>
               <w:noProof/>
             </w:rPr>
-            <w:t>No table of contents entries found.</w:t>
-          </w:r>
+          </w:pPr>
+          <w:hyperlink w:anchor="_Toc234584171" w:history="1">
+            <w:r>
+              <w:rPr>
+                <w:rStyle w:val="Hyperlink"/>
+                <w:noProof/>
+              </w:rPr>
+              <w:t>Docker Compose build:</w:t>
+            </w:r>
+            <w:r>
+              <w:rPr>
+                <w:noProof/>
+                <w:webHidden/>
+              </w:rPr>
+              <w:tab/>
+            </w:r>
+            <w:r>
+              <w:rPr>
+                <w:noProof/>
+                <w:webHidden/>
+              </w:rPr>
+              <w:fldChar w:fldCharType="begin"/>
+            </w:r>
+            <w:r>
+              <w:rPr>
+                <w:noProof/>
+                <w:webHidden/>
+              </w:rPr>
+              <w:instrText xml:space="preserve"> PAGEREF _Toc234584171 \h </w:instrText>
+            </w:r>
+            <w:r>
+              <w:rPr>
+                <w:noProof/>
+                <w:webHidden/>
+              </w:rPr>
+            </w:r>
+            <w:r>
+              <w:rPr>
+                <w:noProof/>
+                <w:webHidden/>
+              </w:rPr>
+              <w:fldChar w:fldCharType="separate"/>
+            </w:r>
+            <w:r>
+              <w:rPr>
+                <w:noProof/>
+                <w:webHidden/>
+              </w:rPr>
+              <w:t>3</w:t>
+            </w:r>
+            <w:r>
+              <w:rPr>
+                <w:noProof/>
+                <w:webHidden/>
+              </w:rPr>
+              <w:fldChar w:fldCharType="end"/>
+            </w:r>
+          </w:hyperlink>
+        </w:p>
+        <w:p>
+          <w:pPr>
+            <w:pStyle w:val="TOC3"/>
+            <w:tabs>
+              <w:tab w:val="right" w:leader="dot" w:pos="9350"/>
+            </w:tabs>
+            <w:rPr>
+              <w:noProof/>
+            </w:rPr>
+          </w:pPr>
+          <w:hyperlink w:anchor="_Toc234584172" w:history="1">
+            <w:r>
+              <w:rPr>
+                <w:rStyle w:val="Hyperlink"/>
+                <w:noProof/>
+              </w:rPr>
+              <w:t>All services are built successfully:</w:t>
+            </w:r>
+            <w:r>
+              <w:rPr>
+                <w:noProof/>
+                <w:webHidden/>
+              </w:rPr>
+              <w:tab/>
+            </w:r>
+            <w:r>
+              <w:rPr>
+                <w:noProof/>
+                <w:webHidden/>
+              </w:rPr>
+              <w:fldChar w:fldCharType="begin"/>
+            </w:r>
+            <w:r>
+              <w:rPr>
+                <w:noProof/>
+                <w:webHidden/>
+              </w:rPr>
+              <w:instrText xml:space="preserve"> PAGEREF _Toc234584172 \h </w:instrText>
+            </w:r>
+            <w:r>
+              <w:rPr>
+                <w:noProof/>
+                <w:webHidden/>
+              </w:rPr>
+            </w:r>
+            <w:r>
+              <w:rPr>
+                <w:noProof/>
+                <w:webHidden/>
+              </w:rPr>
+              <w:fldChar w:fldCharType="separate"/>
+            </w:r>
+            <w:r>
+              <w:rPr>
+                <w:noProof/>
+                <w:webHidden/>
+              </w:rPr>
+              <w:t>3</w:t>
+            </w:r>
+            <w:r>
+              <w:rPr>
+                <w:noProof/>
+                <w:webHidden/>
+              </w:rPr>
+              <w:fldChar w:fldCharType="end"/>
+            </w:r>
+          </w:hyperlink>
+        </w:p>
+        <w:p>
+          <w:pPr>
+            <w:pStyle w:val="TOC2"/>
+            <w:tabs>
+              <w:tab w:val="right" w:leader="dot" w:pos="9350"/>
+            </w:tabs>
+            <w:rPr>
+              <w:noProof/>
+            </w:rPr>
+          </w:pPr>
+          <w:hyperlink w:anchor="_Toc234584173" w:history="1">
+            <w:r>
+              <w:rPr>
+                <w:rStyle w:val="Hyperlink"/>
+                <w:noProof/>
+              </w:rPr>
+              <w:t>Kubernetes manifests: validated against real cluster with zero schema errors</w:t>
+            </w:r>
+            <w:r>
+              <w:rPr>
+                <w:noProof/>
+                <w:webHidden/>
+              </w:rPr>
+              <w:tab/>
+            </w:r>
+            <w:r>
+              <w:rPr>
+                <w:noProof/>
+                <w:webHidden/>
+              </w:rPr>
+              <w:fldChar w:fldCharType="begin"/>
+            </w:r>
+            <w:r>
+              <w:rPr>
+                <w:noProof/>
+                <w:webHidden/>
+              </w:rPr>
+              <w:instrText xml:space="preserve"> PAGEREF _Toc234584173 \h </w:instrText>
+            </w:r>
+            <w:r>
+              <w:rPr>
+                <w:noProof/>
+                <w:webHidden/>
+              </w:rPr>
+            </w:r>
+            <w:r>
+              <w:rPr>
+                <w:noProof/>
+                <w:webHidden/>
+              </w:rPr>
+              <w:fldChar w:fldCharType="separate"/>
+            </w:r>
+            <w:r>
+              <w:rPr>
+                <w:noProof/>
+                <w:webHidden/>
+              </w:rPr>
+              <w:t>4</w:t>
+            </w:r>
+            <w:r>
+              <w:rPr>
+                <w:noProof/>
+                <w:webHidden/>
+              </w:rPr>
+              <w:fldChar w:fldCharType="end"/>
+            </w:r>
+          </w:hyperlink>
+        </w:p>
+        <w:p>
+          <w:pPr>
+            <w:pStyle w:val="TOC3"/>
+            <w:tabs>
+              <w:tab w:val="right" w:leader="dot" w:pos="9350"/>
+            </w:tabs>
+            <w:rPr>
+              <w:noProof/>
+            </w:rPr>
+          </w:pPr>
+          <w:hyperlink w:anchor="_Toc234584174" w:history="1">
+            <w:r>
+              <w:rPr>
+                <w:rStyle w:val="Hyperlink"/>
+                <w:noProof/>
+              </w:rPr>
+              <w:t>Creating cluster:</w:t>
+            </w:r>
+            <w:r>
+              <w:rPr>
+                <w:noProof/>
+                <w:webHidden/>
+              </w:rPr>
+              <w:tab/>
+            </w:r>
+            <w:r>
+              <w:rPr>
+                <w:noProof/>
+                <w:webHidden/>
+              </w:rPr>
+              <w:fldChar w:fldCharType="begin"/>
+            </w:r>
+            <w:r>
+              <w:rPr>
+                <w:noProof/>
+                <w:webHidden/>
+              </w:rPr>
+              <w:instrText xml:space="preserve"> PAGEREF _Toc234584174 \h </w:instrText>
+            </w:r>
+            <w:r>
+              <w:rPr>
+                <w:noProof/>
+                <w:webHidden/>
+              </w:rPr>
+            </w:r>
+            <w:r>
+              <w:rPr>
+                <w:noProof/>
+                <w:webHidden/>
+              </w:rPr>
+              <w:fldChar w:fldCharType="separate"/>
+            </w:r>
+            <w:r>
+              <w:rPr>
+                <w:noProof/>
+                <w:webHidden/>
+              </w:rPr>
+              <w:t>4</w:t>
+            </w:r>
+            <w:r>
+              <w:rPr>
+                <w:noProof/>
+                <w:webHidden/>
+              </w:rPr>
+              <w:fldChar w:fldCharType="end"/>
+            </w:r>
+          </w:hyperlink>
+        </w:p>
+        <w:p>
+          <w:pPr>
+            <w:pStyle w:val="TOC2"/>
+            <w:tabs>
+              <w:tab w:val="right" w:leader="dot" w:pos="9350"/>
+            </w:tabs>
+            <w:rPr>
+              <w:noProof/>
+            </w:rPr>
+          </w:pPr>
+          <w:hyperlink w:anchor="_Toc234584175" w:history="1">
+            <w:r>
+              <w:rPr>
+                <w:rStyle w:val="Hyperlink"/>
+                <w:b/>
+                <w:bCs/>
+                <w:noProof/>
+              </w:rPr>
+              <w:t>Helm chart</w:t>
+            </w:r>
+            <w:r>
+              <w:rPr>
+                <w:rStyle w:val="Hyperlink"/>
+                <w:noProof/>
+              </w:rPr>
+              <w:t> — parses, renders, and produces valid Deployments/Services/HPAs</w:t>
+            </w:r>
+            <w:r>
+              <w:rPr>
+                <w:noProof/>
+                <w:webHidden/>
+              </w:rPr>
+              <w:tab/>
+            </w:r>
+            <w:r>
+              <w:rPr>
+                <w:noProof/>
+                <w:webHidden/>
+              </w:rPr>
+              <w:fldChar w:fldCharType="begin"/>
+            </w:r>
+            <w:r>
+              <w:rPr>
+                <w:noProof/>
+                <w:webHidden/>
+              </w:rPr>
+              <w:instrText xml:space="preserve"> PAGEREF _Toc234584175 \h </w:instrText>
+            </w:r>
+            <w:r>
+              <w:rPr>
+                <w:noProof/>
+                <w:webHidden/>
+              </w:rPr>
+            </w:r>
+            <w:r>
+              <w:rPr>
+                <w:noProof/>
+                <w:webHidden/>
+              </w:rPr>
+              <w:fldChar w:fldCharType="separate"/>
+            </w:r>
+            <w:r>
+              <w:rPr>
+                <w:noProof/>
+                <w:webHidden/>
+              </w:rPr>
+              <w:t>5</w:t>
+            </w:r>
+            <w:r>
+              <w:rPr>
+                <w:noProof/>
+                <w:webHidden/>
+              </w:rPr>
+              <w:fldChar w:fldCharType="end"/>
+            </w:r>
+          </w:hyperlink>
+        </w:p>
+        <w:p>
+          <w:pPr>
+            <w:pStyle w:val="TOC2"/>
+            <w:tabs>
+              <w:tab w:val="right" w:leader="dot" w:pos="9350"/>
+            </w:tabs>
+            <w:rPr>
+              <w:noProof/>
+            </w:rPr>
+          </w:pPr>
+          <w:hyperlink w:anchor="_Toc234584176" w:history="1">
+            <w:r>
+              <w:rPr>
+                <w:rStyle w:val="Hyperlink"/>
+                <w:b/>
+                <w:bCs/>
+                <w:noProof/>
+              </w:rPr>
+              <w:t>Terraform</w:t>
+            </w:r>
+            <w:r>
+              <w:rPr>
+                <w:rStyle w:val="Hyperlink"/>
+                <w:noProof/>
+              </w:rPr>
+              <w:t> — VPC, EKS cluster (ACTIVE, v1.33, 2 nodes Ready), ECR, S3, IAM, security groups, Jenkins EC2 all provisioned and verified on real AWS</w:t>
+            </w:r>
+            <w:r>
+              <w:rPr>
+                <w:noProof/>
+                <w:webHidden/>
+              </w:rPr>
+              <w:tab/>
+            </w:r>
+            <w:r>
+              <w:rPr>
+                <w:noProof/>
+                <w:webHidden/>
+              </w:rPr>
+              <w:fldChar w:fldCharType="begin"/>
+            </w:r>
+            <w:r>
+              <w:rPr>
+                <w:noProof/>
+                <w:webHidden/>
+              </w:rPr>
+              <w:instrText xml:space="preserve"> PAGEREF _Toc234584176 \h </w:instrText>
+            </w:r>
+            <w:r>
+              <w:rPr>
+                <w:noProof/>
+                <w:webHidden/>
+              </w:rPr>
+            </w:r>
+            <w:r>
+              <w:rPr>
+                <w:noProof/>
+                <w:webHidden/>
+              </w:rPr>
+              <w:fldChar w:fldCharType="separate"/>
+            </w:r>
+            <w:r>
+              <w:rPr>
+                <w:noProof/>
+                <w:webHidden/>
+              </w:rPr>
+              <w:t>6</w:t>
+            </w:r>
+            <w:r>
+              <w:rPr>
+                <w:noProof/>
+                <w:webHidden/>
+              </w:rPr>
+              <w:fldChar w:fldCharType="end"/>
+            </w:r>
+          </w:hyperlink>
+        </w:p>
+        <w:p>
+          <w:pPr>
+            <w:pStyle w:val="TOC3"/>
+            <w:tabs>
+              <w:tab w:val="right" w:leader="dot" w:pos="9350"/>
+            </w:tabs>
+            <w:rPr>
+              <w:noProof/>
+            </w:rPr>
+          </w:pPr>
+          <w:hyperlink w:anchor="_Toc234584177" w:history="1">
+            <w:r>
+              <w:rPr>
+                <w:rStyle w:val="Hyperlink"/>
+                <w:noProof/>
+              </w:rPr>
+              <w:t>Terraform init:</w:t>
+            </w:r>
+            <w:r>
+              <w:rPr>
+                <w:noProof/>
+                <w:webHidden/>
+              </w:rPr>
+              <w:tab/>
+            </w:r>
+            <w:r>
+              <w:rPr>
+                <w:noProof/>
+                <w:webHidden/>
+              </w:rPr>
+              <w:fldChar w:fldCharType="begin"/>
+            </w:r>
+            <w:r>
+              <w:rPr>
+                <w:noProof/>
+                <w:webHidden/>
+              </w:rPr>
+              <w:instrText xml:space="preserve"> PAGEREF _Toc234584177 \h </w:instrText>
+            </w:r>
+            <w:r>
+              <w:rPr>
+                <w:noProof/>
+                <w:webHidden/>
+              </w:rPr>
+            </w:r>
+            <w:r>
+              <w:rPr>
+                <w:noProof/>
+                <w:webHidden/>
+              </w:rPr>
+              <w:fldChar w:fldCharType="separate"/>
+            </w:r>
+            <w:r>
+              <w:rPr>
+                <w:noProof/>
+                <w:webHidden/>
+              </w:rPr>
+              <w:t>6</w:t>
+            </w:r>
+            <w:r>
+              <w:rPr>
+                <w:noProof/>
+                <w:webHidden/>
+              </w:rPr>
+              <w:fldChar w:fldCharType="end"/>
+            </w:r>
+          </w:hyperlink>
+        </w:p>
+        <w:p>
+          <w:pPr>
+            <w:pStyle w:val="TOC3"/>
+            <w:tabs>
+              <w:tab w:val="right" w:leader="dot" w:pos="9350"/>
+            </w:tabs>
+            <w:rPr>
+              <w:noProof/>
+            </w:rPr>
+          </w:pPr>
+          <w:hyperlink w:anchor="_Toc234584178" w:history="1">
+            <w:r>
+              <w:rPr>
+                <w:rStyle w:val="Hyperlink"/>
+                <w:noProof/>
+              </w:rPr>
+              <w:t>Created IAM user:</w:t>
+            </w:r>
+            <w:r>
+              <w:rPr>
+                <w:noProof/>
+                <w:webHidden/>
+              </w:rPr>
+              <w:tab/>
+            </w:r>
+            <w:r>
+              <w:rPr>
+                <w:noProof/>
+                <w:webHidden/>
+              </w:rPr>
+              <w:fldChar w:fldCharType="begin"/>
+            </w:r>
+            <w:r>
+              <w:rPr>
+                <w:noProof/>
+                <w:webHidden/>
+              </w:rPr>
+              <w:instrText xml:space="preserve"> PAGEREF _Toc234584178 \h </w:instrText>
+            </w:r>
+            <w:r>
+              <w:rPr>
+                <w:noProof/>
+                <w:webHidden/>
+              </w:rPr>
+            </w:r>
+            <w:r>
+              <w:rPr>
+                <w:noProof/>
+                <w:webHidden/>
+              </w:rPr>
+              <w:fldChar w:fldCharType="separate"/>
+            </w:r>
+            <w:r>
+              <w:rPr>
+                <w:noProof/>
+                <w:webHidden/>
+              </w:rPr>
+              <w:t>7</w:t>
+            </w:r>
+            <w:r>
+              <w:rPr>
+                <w:noProof/>
+                <w:webHidden/>
+              </w:rPr>
+              <w:fldChar w:fldCharType="end"/>
+            </w:r>
+          </w:hyperlink>
+        </w:p>
+        <w:p>
+          <w:pPr>
+            <w:pStyle w:val="TOC3"/>
+            <w:tabs>
+              <w:tab w:val="right" w:leader="dot" w:pos="9350"/>
+            </w:tabs>
+            <w:rPr>
+              <w:noProof/>
+            </w:rPr>
+          </w:pPr>
+          <w:hyperlink w:anchor="_Toc234584179" w:history="1">
+            <w:r>
+              <w:rPr>
+                <w:rStyle w:val="Hyperlink"/>
+                <w:noProof/>
+              </w:rPr>
+              <w:t>AWS CLI is configured:</w:t>
+            </w:r>
+            <w:r>
+              <w:rPr>
+                <w:noProof/>
+                <w:webHidden/>
+              </w:rPr>
+              <w:tab/>
+            </w:r>
+            <w:r>
+              <w:rPr>
+                <w:noProof/>
+                <w:webHidden/>
+              </w:rPr>
+              <w:fldChar w:fldCharType="begin"/>
+            </w:r>
+            <w:r>
+              <w:rPr>
+                <w:noProof/>
+                <w:webHidden/>
+              </w:rPr>
+              <w:instrText xml:space="preserve"> PAGEREF _Toc234584179 \h </w:instrText>
+            </w:r>
+            <w:r>
+              <w:rPr>
+                <w:noProof/>
+                <w:webHidden/>
+              </w:rPr>
+            </w:r>
+            <w:r>
+              <w:rPr>
+                <w:noProof/>
+                <w:webHidden/>
+              </w:rPr>
+              <w:fldChar w:fldCharType="separate"/>
+            </w:r>
+            <w:r>
+              <w:rPr>
+                <w:noProof/>
+                <w:webHidden/>
+              </w:rPr>
+              <w:t>7</w:t>
+            </w:r>
+            <w:r>
+              <w:rPr>
+                <w:noProof/>
+                <w:webHidden/>
+              </w:rPr>
+              <w:fldChar w:fldCharType="end"/>
+            </w:r>
+          </w:hyperlink>
+        </w:p>
+        <w:p>
+          <w:pPr>
+            <w:pStyle w:val="TOC3"/>
+            <w:tabs>
+              <w:tab w:val="right" w:leader="dot" w:pos="9350"/>
+            </w:tabs>
+            <w:rPr>
+              <w:noProof/>
+            </w:rPr>
+          </w:pPr>
+          <w:hyperlink w:anchor="_Toc234584180" w:history="1">
+            <w:r>
+              <w:rPr>
+                <w:rStyle w:val="Hyperlink"/>
+                <w:noProof/>
+              </w:rPr>
+              <w:t>S3 bucket and DynamoDb table is created before applying Terraform scripts for below reasons:</w:t>
+            </w:r>
+            <w:r>
+              <w:rPr>
+                <w:noProof/>
+                <w:webHidden/>
+              </w:rPr>
+              <w:tab/>
+            </w:r>
+            <w:r>
+              <w:rPr>
+                <w:noProof/>
+                <w:webHidden/>
+              </w:rPr>
+              <w:fldChar w:fldCharType="begin"/>
+            </w:r>
+            <w:r>
+              <w:rPr>
+                <w:noProof/>
+                <w:webHidden/>
+              </w:rPr>
+              <w:instrText xml:space="preserve"> PAGEREF _Toc234584180 \h </w:instrText>
+            </w:r>
+            <w:r>
+              <w:rPr>
+                <w:noProof/>
+                <w:webHidden/>
+              </w:rPr>
+            </w:r>
+            <w:r>
+              <w:rPr>
+                <w:noProof/>
+                <w:webHidden/>
+              </w:rPr>
+              <w:fldChar w:fldCharType="separate"/>
+            </w:r>
+            <w:r>
+              <w:rPr>
+                <w:noProof/>
+                <w:webHidden/>
+              </w:rPr>
+              <w:t>8</w:t>
+            </w:r>
+            <w:r>
+              <w:rPr>
+                <w:noProof/>
+                <w:webHidden/>
+              </w:rPr>
+              <w:fldChar w:fldCharType="end"/>
+            </w:r>
+          </w:hyperlink>
+        </w:p>
+        <w:p>
+          <w:pPr>
+            <w:pStyle w:val="TOC3"/>
+            <w:tabs>
+              <w:tab w:val="right" w:leader="dot" w:pos="9350"/>
+            </w:tabs>
+            <w:rPr>
+              <w:noProof/>
+            </w:rPr>
+          </w:pPr>
+          <w:hyperlink w:anchor="_Toc234584181" w:history="1">
+            <w:r>
+              <w:rPr>
+                <w:rStyle w:val="Hyperlink"/>
+                <w:noProof/>
+              </w:rPr>
+              <w:t>Create S3 bucket:</w:t>
+            </w:r>
+            <w:r>
+              <w:rPr>
+                <w:noProof/>
+                <w:webHidden/>
+              </w:rPr>
+              <w:tab/>
+            </w:r>
+            <w:r>
+              <w:rPr>
+                <w:noProof/>
+                <w:webHidden/>
+              </w:rPr>
+              <w:fldChar w:fldCharType="begin"/>
+            </w:r>
+            <w:r>
+              <w:rPr>
+                <w:noProof/>
+                <w:webHidden/>
+              </w:rPr>
+              <w:instrText xml:space="preserve"> PAGEREF _Toc234584181 \h </w:instrText>
+            </w:r>
+            <w:r>
+              <w:rPr>
+                <w:noProof/>
+                <w:webHidden/>
+              </w:rPr>
+            </w:r>
+            <w:r>
+              <w:rPr>
+                <w:noProof/>
+                <w:webHidden/>
+              </w:rPr>
+              <w:fldChar w:fldCharType="separate"/>
+            </w:r>
+            <w:r>
+              <w:rPr>
+                <w:noProof/>
+                <w:webHidden/>
+              </w:rPr>
+              <w:t>8</w:t>
+            </w:r>
+            <w:r>
+              <w:rPr>
+                <w:noProof/>
+                <w:webHidden/>
+              </w:rPr>
+              <w:fldChar w:fldCharType="end"/>
+            </w:r>
+          </w:hyperlink>
+        </w:p>
+        <w:p>
+          <w:pPr>
+            <w:pStyle w:val="TOC3"/>
+            <w:tabs>
+              <w:tab w:val="right" w:leader="dot" w:pos="9350"/>
+            </w:tabs>
+            <w:rPr>
+              <w:noProof/>
+            </w:rPr>
+          </w:pPr>
+          <w:hyperlink w:anchor="_Toc234584182" w:history="1">
+            <w:r>
+              <w:rPr>
+                <w:rStyle w:val="Hyperlink"/>
+                <w:noProof/>
+              </w:rPr>
+              <w:t>Create dynamodb table:</w:t>
+            </w:r>
+            <w:r>
+              <w:rPr>
+                <w:noProof/>
+                <w:webHidden/>
+              </w:rPr>
+              <w:tab/>
+            </w:r>
+            <w:r>
+              <w:rPr>
+                <w:noProof/>
+                <w:webHidden/>
+              </w:rPr>
+              <w:fldChar w:fldCharType="begin"/>
+            </w:r>
+            <w:r>
+              <w:rPr>
+                <w:noProof/>
+                <w:webHidden/>
+              </w:rPr>
+              <w:instrText xml:space="preserve"> PAGEREF _Toc234584182 \h </w:instrText>
+            </w:r>
+            <w:r>
+              <w:rPr>
+                <w:noProof/>
+                <w:webHidden/>
+              </w:rPr>
+            </w:r>
+            <w:r>
+              <w:rPr>
+                <w:noProof/>
+                <w:webHidden/>
+              </w:rPr>
+              <w:fldChar w:fldCharType="separate"/>
+            </w:r>
+            <w:r>
+              <w:rPr>
+                <w:noProof/>
+                <w:webHidden/>
+              </w:rPr>
+              <w:t>9</w:t>
+            </w:r>
+            <w:r>
+              <w:rPr>
+                <w:noProof/>
+                <w:webHidden/>
+              </w:rPr>
+              <w:fldChar w:fldCharType="end"/>
+            </w:r>
+          </w:hyperlink>
+        </w:p>
+        <w:p>
+          <w:pPr>
+            <w:pStyle w:val="TOC3"/>
+            <w:tabs>
+              <w:tab w:val="right" w:leader="dot" w:pos="9350"/>
+            </w:tabs>
+            <w:rPr>
+              <w:noProof/>
+            </w:rPr>
+          </w:pPr>
+          <w:hyperlink w:anchor="_Toc234584183" w:history="1">
+            <w:r>
+              <w:rPr>
+                <w:rStyle w:val="Hyperlink"/>
+                <w:noProof/>
+              </w:rPr>
+              <w:t>Run Terraform init again:</w:t>
+            </w:r>
+            <w:r>
+              <w:rPr>
+                <w:noProof/>
+                <w:webHidden/>
+              </w:rPr>
+              <w:tab/>
+            </w:r>
+            <w:r>
+              <w:rPr>
+                <w:noProof/>
+                <w:webHidden/>
+              </w:rPr>
+              <w:fldChar w:fldCharType="begin"/>
+            </w:r>
+            <w:r>
+              <w:rPr>
+                <w:noProof/>
+                <w:webHidden/>
+              </w:rPr>
+              <w:instrText xml:space="preserve"> PAGEREF _Toc234584183 \h </w:instrText>
+            </w:r>
+            <w:r>
+              <w:rPr>
+                <w:noProof/>
+                <w:webHidden/>
+              </w:rPr>
+            </w:r>
+            <w:r>
+              <w:rPr>
+                <w:noProof/>
+                <w:webHidden/>
+              </w:rPr>
+              <w:fldChar w:fldCharType="separate"/>
+            </w:r>
+            <w:r>
+              <w:rPr>
+                <w:noProof/>
+                <w:webHidden/>
+              </w:rPr>
+              <w:t>10</w:t>
+            </w:r>
+            <w:r>
+              <w:rPr>
+                <w:noProof/>
+                <w:webHidden/>
+              </w:rPr>
+              <w:fldChar w:fldCharType="end"/>
+            </w:r>
+          </w:hyperlink>
+        </w:p>
+        <w:p>
+          <w:pPr>
+            <w:pStyle w:val="TOC3"/>
+            <w:tabs>
+              <w:tab w:val="right" w:leader="dot" w:pos="9350"/>
+            </w:tabs>
+            <w:rPr>
+              <w:noProof/>
+            </w:rPr>
+          </w:pPr>
+          <w:hyperlink w:anchor="_Toc234584184" w:history="1">
+            <w:r>
+              <w:rPr>
+                <w:rStyle w:val="Hyperlink"/>
+                <w:noProof/>
+              </w:rPr>
+              <w:t>Terraform plan:</w:t>
+            </w:r>
+            <w:r>
+              <w:rPr>
+                <w:noProof/>
+                <w:webHidden/>
+              </w:rPr>
+              <w:tab/>
+            </w:r>
+            <w:r>
+              <w:rPr>
+                <w:noProof/>
+                <w:webHidden/>
+              </w:rPr>
+              <w:fldChar w:fldCharType="begin"/>
+            </w:r>
+            <w:r>
+              <w:rPr>
+                <w:noProof/>
+                <w:webHidden/>
+              </w:rPr>
+              <w:instrText xml:space="preserve"> PAGEREF _Toc234584184 \h </w:instrText>
+            </w:r>
+            <w:r>
+              <w:rPr>
+                <w:noProof/>
+                <w:webHidden/>
+              </w:rPr>
+            </w:r>
+            <w:r>
+              <w:rPr>
+                <w:noProof/>
+                <w:webHidden/>
+              </w:rPr>
+              <w:fldChar w:fldCharType="separate"/>
+            </w:r>
+            <w:r>
+              <w:rPr>
+                <w:noProof/>
+                <w:webHidden/>
+              </w:rPr>
+              <w:t>11</w:t>
+            </w:r>
+            <w:r>
+              <w:rPr>
+                <w:noProof/>
+                <w:webHidden/>
+              </w:rPr>
+              <w:fldChar w:fldCharType="end"/>
+            </w:r>
+          </w:hyperlink>
+        </w:p>
+        <w:p>
+          <w:pPr>
+            <w:pStyle w:val="TOC3"/>
+            <w:tabs>
+              <w:tab w:val="right" w:leader="dot" w:pos="9350"/>
+            </w:tabs>
+            <w:rPr>
+              <w:noProof/>
+            </w:rPr>
+          </w:pPr>
+          <w:hyperlink w:anchor="_Toc234584185" w:history="1">
+            <w:r>
+              <w:rPr>
+                <w:rStyle w:val="Hyperlink"/>
+                <w:noProof/>
+              </w:rPr>
+              <w:t>Confirm Jenkins EC2 is reachable:</w:t>
+            </w:r>
+            <w:r>
+              <w:rPr>
+                <w:noProof/>
+                <w:webHidden/>
+              </w:rPr>
+              <w:tab/>
+            </w:r>
+            <w:r>
+              <w:rPr>
+                <w:noProof/>
+                <w:webHidden/>
+              </w:rPr>
+              <w:fldChar w:fldCharType="begin"/>
+            </w:r>
+            <w:r>
+              <w:rPr>
+                <w:noProof/>
+                <w:webHidden/>
+              </w:rPr>
+              <w:instrText xml:space="preserve"> PAGEREF _Toc234584185 \h </w:instrText>
+            </w:r>
+            <w:r>
+              <w:rPr>
+                <w:noProof/>
+                <w:webHidden/>
+              </w:rPr>
+            </w:r>
+            <w:r>
+              <w:rPr>
+                <w:noProof/>
+                <w:webHidden/>
+              </w:rPr>
+              <w:fldChar w:fldCharType="separate"/>
+            </w:r>
+            <w:r>
+              <w:rPr>
+                <w:noProof/>
+                <w:webHidden/>
+              </w:rPr>
+              <w:t>42</w:t>
+            </w:r>
+            <w:r>
+              <w:rPr>
+                <w:noProof/>
+                <w:webHidden/>
+              </w:rPr>
+              <w:fldChar w:fldCharType="end"/>
+            </w:r>
+          </w:hyperlink>
+        </w:p>
+        <w:p>
+          <w:pPr>
+            <w:pStyle w:val="TOC3"/>
+            <w:tabs>
+              <w:tab w:val="right" w:leader="dot" w:pos="9350"/>
+            </w:tabs>
+            <w:rPr>
+              <w:noProof/>
+            </w:rPr>
+          </w:pPr>
+          <w:hyperlink w:anchor="_Toc234584186" w:history="1">
+            <w:r>
+              <w:rPr>
+                <w:rStyle w:val="Hyperlink"/>
+                <w:noProof/>
+              </w:rPr>
+              <w:t>All the resources are created on AWS:</w:t>
+            </w:r>
+            <w:r>
+              <w:rPr>
+                <w:noProof/>
+                <w:webHidden/>
+              </w:rPr>
+              <w:tab/>
+            </w:r>
+            <w:r>
+              <w:rPr>
+                <w:noProof/>
+                <w:webHidden/>
+              </w:rPr>
+              <w:fldChar w:fldCharType="begin"/>
+            </w:r>
+            <w:r>
+              <w:rPr>
+                <w:noProof/>
+                <w:webHidden/>
+              </w:rPr>
+              <w:instrText xml:space="preserve"> PAGEREF _Toc234584186 \h </w:instrText>
+            </w:r>
+            <w:r>
+              <w:rPr>
+                <w:noProof/>
+                <w:webHidden/>
+              </w:rPr>
+            </w:r>
+            <w:r>
+              <w:rPr>
+                <w:noProof/>
+                <w:webHidden/>
+              </w:rPr>
+              <w:fldChar w:fldCharType="separate"/>
+            </w:r>
+            <w:r>
+              <w:rPr>
+                <w:noProof/>
+                <w:webHidden/>
+              </w:rPr>
+              <w:t>42</w:t>
+            </w:r>
+            <w:r>
+              <w:rPr>
+                <w:noProof/>
+                <w:webHidden/>
+              </w:rPr>
+              <w:fldChar w:fldCharType="end"/>
+            </w:r>
+          </w:hyperlink>
+        </w:p>
+        <w:p>
+          <w:pPr>
+            <w:pStyle w:val="TOC3"/>
+            <w:tabs>
+              <w:tab w:val="right" w:leader="dot" w:pos="9350"/>
+            </w:tabs>
+            <w:rPr>
+              <w:noProof/>
+            </w:rPr>
+          </w:pPr>
+          <w:hyperlink w:anchor="_Toc234584187" w:history="1">
+            <w:r>
+              <w:rPr>
+                <w:rStyle w:val="Hyperlink"/>
+                <w:noProof/>
+              </w:rPr>
+              <w:t>VPC is created</w:t>
+            </w:r>
+            <w:r>
+              <w:rPr>
+                <w:noProof/>
+                <w:webHidden/>
+              </w:rPr>
+              <w:tab/>
+            </w:r>
+            <w:r>
+              <w:rPr>
+                <w:noProof/>
+                <w:webHidden/>
+              </w:rPr>
+              <w:fldChar w:fldCharType="begin"/>
+            </w:r>
+            <w:r>
+              <w:rPr>
+                <w:noProof/>
+                <w:webHidden/>
+              </w:rPr>
+              <w:instrText xml:space="preserve"> PAGEREF _Toc234584187 \h </w:instrText>
+            </w:r>
+            <w:r>
+              <w:rPr>
+                <w:noProof/>
+                <w:webHidden/>
+              </w:rPr>
+            </w:r>
+            <w:r>
+              <w:rPr>
+                <w:noProof/>
+                <w:webHidden/>
+              </w:rPr>
+              <w:fldChar w:fldCharType="separate"/>
+            </w:r>
+            <w:r>
+              <w:rPr>
+                <w:noProof/>
+                <w:webHidden/>
+              </w:rPr>
+              <w:t>42</w:t>
+            </w:r>
+            <w:r>
+              <w:rPr>
+                <w:noProof/>
+                <w:webHidden/>
+              </w:rPr>
+              <w:fldChar w:fldCharType="end"/>
+            </w:r>
+          </w:hyperlink>
+        </w:p>
+        <w:p>
+          <w:pPr>
+            <w:pStyle w:val="TOC3"/>
+            <w:tabs>
+              <w:tab w:val="right" w:leader="dot" w:pos="9350"/>
+            </w:tabs>
+            <w:rPr>
+              <w:noProof/>
+            </w:rPr>
+          </w:pPr>
+          <w:hyperlink w:anchor="_Toc234584188" w:history="1">
+            <w:r>
+              <w:rPr>
+                <w:rStyle w:val="Hyperlink"/>
+                <w:noProof/>
+              </w:rPr>
+              <w:t>2 public and 2 private subnets are created:</w:t>
+            </w:r>
+            <w:r>
+              <w:rPr>
+                <w:noProof/>
+                <w:webHidden/>
+              </w:rPr>
+              <w:tab/>
+            </w:r>
+            <w:r>
+              <w:rPr>
+                <w:noProof/>
+                <w:webHidden/>
+              </w:rPr>
+              <w:fldChar w:fldCharType="begin"/>
+            </w:r>
+            <w:r>
+              <w:rPr>
+                <w:noProof/>
+                <w:webHidden/>
+              </w:rPr>
+              <w:instrText xml:space="preserve"> PAGEREF _Toc234584188 \h </w:instrText>
+            </w:r>
+            <w:r>
+              <w:rPr>
+                <w:noProof/>
+                <w:webHidden/>
+              </w:rPr>
+            </w:r>
+            <w:r>
+              <w:rPr>
+                <w:noProof/>
+                <w:webHidden/>
+              </w:rPr>
+              <w:fldChar w:fldCharType="separate"/>
+            </w:r>
+            <w:r>
+              <w:rPr>
+                <w:noProof/>
+                <w:webHidden/>
+              </w:rPr>
+              <w:t>43</w:t>
+            </w:r>
+            <w:r>
+              <w:rPr>
+                <w:noProof/>
+                <w:webHidden/>
+              </w:rPr>
+              <w:fldChar w:fldCharType="end"/>
+            </w:r>
+          </w:hyperlink>
+        </w:p>
+        <w:p>
+          <w:pPr>
+            <w:pStyle w:val="TOC3"/>
+            <w:tabs>
+              <w:tab w:val="right" w:leader="dot" w:pos="9350"/>
+            </w:tabs>
+            <w:rPr>
+              <w:noProof/>
+            </w:rPr>
+          </w:pPr>
+          <w:hyperlink w:anchor="_Toc234584189" w:history="1">
+            <w:r>
+              <w:rPr>
+                <w:rStyle w:val="Hyperlink"/>
+                <w:noProof/>
+              </w:rPr>
+              <w:t>1 NAT Gateway:</w:t>
+            </w:r>
+            <w:r>
+              <w:rPr>
+                <w:noProof/>
+                <w:webHidden/>
+              </w:rPr>
+              <w:tab/>
+            </w:r>
+            <w:r>
+              <w:rPr>
+                <w:noProof/>
+                <w:webHidden/>
+              </w:rPr>
+              <w:fldChar w:fldCharType="begin"/>
+            </w:r>
+            <w:r>
+              <w:rPr>
+                <w:noProof/>
+                <w:webHidden/>
+              </w:rPr>
+              <w:instrText xml:space="preserve"> PAGEREF _Toc234584189 \h </w:instrText>
+            </w:r>
+            <w:r>
+              <w:rPr>
+                <w:noProof/>
+                <w:webHidden/>
+              </w:rPr>
+            </w:r>
+            <w:r>
+              <w:rPr>
+                <w:noProof/>
+                <w:webHidden/>
+              </w:rPr>
+              <w:fldChar w:fldCharType="separate"/>
+            </w:r>
+            <w:r>
+              <w:rPr>
+                <w:noProof/>
+                <w:webHidden/>
+              </w:rPr>
+              <w:t>44</w:t>
+            </w:r>
+            <w:r>
+              <w:rPr>
+                <w:noProof/>
+                <w:webHidden/>
+              </w:rPr>
+              <w:fldChar w:fldCharType="end"/>
+            </w:r>
+          </w:hyperlink>
+        </w:p>
+        <w:p>
+          <w:pPr>
+            <w:pStyle w:val="TOC3"/>
+            <w:tabs>
+              <w:tab w:val="right" w:leader="dot" w:pos="9350"/>
+            </w:tabs>
+            <w:rPr>
+              <w:noProof/>
+            </w:rPr>
+          </w:pPr>
+          <w:hyperlink w:anchor="_Toc234584190" w:history="1">
+            <w:r>
+              <w:rPr>
+                <w:rStyle w:val="Hyperlink"/>
+                <w:noProof/>
+              </w:rPr>
+              <w:t>1 Internet Gateway:</w:t>
+            </w:r>
+            <w:r>
+              <w:rPr>
+                <w:noProof/>
+                <w:webHidden/>
+              </w:rPr>
+              <w:tab/>
+            </w:r>
+            <w:r>
+              <w:rPr>
+                <w:noProof/>
+                <w:webHidden/>
+              </w:rPr>
+              <w:fldChar w:fldCharType="begin"/>
+            </w:r>
+            <w:r>
+              <w:rPr>
+                <w:noProof/>
+                <w:webHidden/>
+              </w:rPr>
+              <w:instrText xml:space="preserve"> PAGEREF _Toc234584190 \h </w:instrText>
+            </w:r>
+            <w:r>
+              <w:rPr>
+                <w:noProof/>
+                <w:webHidden/>
+              </w:rPr>
+            </w:r>
+            <w:r>
+              <w:rPr>
+                <w:noProof/>
+                <w:webHidden/>
+              </w:rPr>
+              <w:fldChar w:fldCharType="separate"/>
+            </w:r>
+            <w:r>
+              <w:rPr>
+                <w:noProof/>
+                <w:webHidden/>
+              </w:rPr>
+              <w:t>44</w:t>
+            </w:r>
+            <w:r>
+              <w:rPr>
+                <w:noProof/>
+                <w:webHidden/>
+              </w:rPr>
+              <w:fldChar w:fldCharType="end"/>
+            </w:r>
+          </w:hyperlink>
+        </w:p>
+        <w:p>
+          <w:pPr>
+            <w:pStyle w:val="TOC3"/>
+            <w:tabs>
+              <w:tab w:val="right" w:leader="dot" w:pos="9350"/>
+            </w:tabs>
+            <w:rPr>
+              <w:noProof/>
+            </w:rPr>
+          </w:pPr>
+          <w:hyperlink w:anchor="_Toc234584191" w:history="1">
+            <w:r>
+              <w:rPr>
+                <w:rStyle w:val="Hyperlink"/>
+                <w:noProof/>
+              </w:rPr>
+              <w:t>A public RT routing:</w:t>
+            </w:r>
+            <w:r>
+              <w:rPr>
+                <w:noProof/>
+                <w:webHidden/>
+              </w:rPr>
+              <w:tab/>
+            </w:r>
+            <w:r>
+              <w:rPr>
+                <w:noProof/>
+                <w:webHidden/>
+              </w:rPr>
+              <w:fldChar w:fldCharType="begin"/>
+            </w:r>
+            <w:r>
+              <w:rPr>
+                <w:noProof/>
+                <w:webHidden/>
+              </w:rPr>
+              <w:instrText xml:space="preserve"> PAGEREF _Toc234584191 \h </w:instrText>
+            </w:r>
+            <w:r>
+              <w:rPr>
+                <w:noProof/>
+                <w:webHidden/>
+              </w:rPr>
+            </w:r>
+            <w:r>
+              <w:rPr>
+                <w:noProof/>
+                <w:webHidden/>
+              </w:rPr>
+              <w:fldChar w:fldCharType="separate"/>
+            </w:r>
+            <w:r>
+              <w:rPr>
+                <w:noProof/>
+                <w:webHidden/>
+              </w:rPr>
+              <w:t>45</w:t>
+            </w:r>
+            <w:r>
+              <w:rPr>
+                <w:noProof/>
+                <w:webHidden/>
+              </w:rPr>
+              <w:fldChar w:fldCharType="end"/>
+            </w:r>
+          </w:hyperlink>
+        </w:p>
+        <w:p>
+          <w:pPr>
+            <w:pStyle w:val="TOC3"/>
+            <w:tabs>
+              <w:tab w:val="right" w:leader="dot" w:pos="9350"/>
+            </w:tabs>
+            <w:rPr>
+              <w:noProof/>
+            </w:rPr>
+          </w:pPr>
+          <w:hyperlink w:anchor="_Toc234584192" w:history="1">
+            <w:r>
+              <w:rPr>
+                <w:rStyle w:val="Hyperlink"/>
+                <w:noProof/>
+              </w:rPr>
+              <w:t>A private RT routing:</w:t>
+            </w:r>
+            <w:r>
+              <w:rPr>
+                <w:noProof/>
+                <w:webHidden/>
+              </w:rPr>
+              <w:tab/>
+            </w:r>
+            <w:r>
+              <w:rPr>
+                <w:noProof/>
+                <w:webHidden/>
+              </w:rPr>
+              <w:fldChar w:fldCharType="begin"/>
+            </w:r>
+            <w:r>
+              <w:rPr>
+                <w:noProof/>
+                <w:webHidden/>
+              </w:rPr>
+              <w:instrText xml:space="preserve"> PAGEREF _Toc234584192 \h </w:instrText>
+            </w:r>
+            <w:r>
+              <w:rPr>
+                <w:noProof/>
+                <w:webHidden/>
+              </w:rPr>
+            </w:r>
+            <w:r>
+              <w:rPr>
+                <w:noProof/>
+                <w:webHidden/>
+              </w:rPr>
+              <w:fldChar w:fldCharType="separate"/>
+            </w:r>
+            <w:r>
+              <w:rPr>
+                <w:noProof/>
+                <w:webHidden/>
+              </w:rPr>
+              <w:t>45</w:t>
+            </w:r>
+            <w:r>
+              <w:rPr>
+                <w:noProof/>
+                <w:webHidden/>
+              </w:rPr>
+              <w:fldChar w:fldCharType="end"/>
+            </w:r>
+          </w:hyperlink>
+        </w:p>
+        <w:p>
+          <w:pPr>
+            <w:pStyle w:val="TOC3"/>
+            <w:tabs>
+              <w:tab w:val="right" w:leader="dot" w:pos="9350"/>
+            </w:tabs>
+            <w:rPr>
+              <w:noProof/>
+            </w:rPr>
+          </w:pPr>
+          <w:hyperlink w:anchor="_Toc234584193" w:history="1">
+            <w:r>
+              <w:rPr>
+                <w:rStyle w:val="Hyperlink"/>
+                <w:noProof/>
+              </w:rPr>
+              <w:t>Streamingapp Cluster is created with node group and nodes:</w:t>
+            </w:r>
+            <w:r>
+              <w:rPr>
+                <w:noProof/>
+                <w:webHidden/>
+              </w:rPr>
+              <w:tab/>
+            </w:r>
+            <w:r>
+              <w:rPr>
+                <w:noProof/>
+                <w:webHidden/>
+              </w:rPr>
+              <w:fldChar w:fldCharType="begin"/>
+            </w:r>
+            <w:r>
+              <w:rPr>
+                <w:noProof/>
+                <w:webHidden/>
+              </w:rPr>
+              <w:instrText xml:space="preserve"> PAGEREF _Toc234584193 \h </w:instrText>
+            </w:r>
+            <w:r>
+              <w:rPr>
+                <w:noProof/>
+                <w:webHidden/>
+              </w:rPr>
+            </w:r>
+            <w:r>
+              <w:rPr>
+                <w:noProof/>
+                <w:webHidden/>
+              </w:rPr>
+              <w:fldChar w:fldCharType="separate"/>
+            </w:r>
+            <w:r>
+              <w:rPr>
+                <w:noProof/>
+                <w:webHidden/>
+              </w:rPr>
+              <w:t>46</w:t>
+            </w:r>
+            <w:r>
+              <w:rPr>
+                <w:noProof/>
+                <w:webHidden/>
+              </w:rPr>
+              <w:fldChar w:fldCharType="end"/>
+            </w:r>
+          </w:hyperlink>
+        </w:p>
+        <w:p>
+          <w:pPr>
+            <w:pStyle w:val="TOC3"/>
+            <w:tabs>
+              <w:tab w:val="right" w:leader="dot" w:pos="9350"/>
+            </w:tabs>
+            <w:rPr>
+              <w:noProof/>
+            </w:rPr>
+          </w:pPr>
+          <w:hyperlink w:anchor="_Toc234584194" w:history="1">
+            <w:r>
+              <w:rPr>
+                <w:rStyle w:val="Hyperlink"/>
+                <w:noProof/>
+              </w:rPr>
+              <w:t>EC2:</w:t>
+            </w:r>
+            <w:r>
+              <w:rPr>
+                <w:noProof/>
+                <w:webHidden/>
+              </w:rPr>
+              <w:tab/>
+            </w:r>
+            <w:r>
+              <w:rPr>
+                <w:noProof/>
+                <w:webHidden/>
+              </w:rPr>
+              <w:fldChar w:fldCharType="begin"/>
+            </w:r>
+            <w:r>
+              <w:rPr>
+                <w:noProof/>
+                <w:webHidden/>
+              </w:rPr>
+              <w:instrText xml:space="preserve"> PAGEREF _Toc234584194 \h </w:instrText>
+            </w:r>
+            <w:r>
+              <w:rPr>
+                <w:noProof/>
+                <w:webHidden/>
+              </w:rPr>
+            </w:r>
+            <w:r>
+              <w:rPr>
+                <w:noProof/>
+                <w:webHidden/>
+              </w:rPr>
+              <w:fldChar w:fldCharType="separate"/>
+            </w:r>
+            <w:r>
+              <w:rPr>
+                <w:noProof/>
+                <w:webHidden/>
+              </w:rPr>
+              <w:t>47</w:t>
+            </w:r>
+            <w:r>
+              <w:rPr>
+                <w:noProof/>
+                <w:webHidden/>
+              </w:rPr>
+              <w:fldChar w:fldCharType="end"/>
+            </w:r>
+          </w:hyperlink>
+        </w:p>
+        <w:p>
+          <w:pPr>
+            <w:pStyle w:val="TOC3"/>
+            <w:tabs>
+              <w:tab w:val="right" w:leader="dot" w:pos="9350"/>
+            </w:tabs>
+            <w:rPr>
+              <w:noProof/>
+            </w:rPr>
+          </w:pPr>
+          <w:hyperlink w:anchor="_Toc234584195" w:history="1">
+            <w:r>
+              <w:rPr>
+                <w:rStyle w:val="Hyperlink"/>
+                <w:noProof/>
+              </w:rPr>
+              <w:t>ECR:</w:t>
+            </w:r>
+            <w:r>
+              <w:rPr>
+                <w:noProof/>
+                <w:webHidden/>
+              </w:rPr>
+              <w:tab/>
+            </w:r>
+            <w:r>
+              <w:rPr>
+                <w:noProof/>
+                <w:webHidden/>
+              </w:rPr>
+              <w:fldChar w:fldCharType="begin"/>
+            </w:r>
+            <w:r>
+              <w:rPr>
+                <w:noProof/>
+                <w:webHidden/>
+              </w:rPr>
+              <w:instrText xml:space="preserve"> PAGEREF _Toc234584195 \h </w:instrText>
+            </w:r>
+            <w:r>
+              <w:rPr>
+                <w:noProof/>
+                <w:webHidden/>
+              </w:rPr>
+            </w:r>
+            <w:r>
+              <w:rPr>
+                <w:noProof/>
+                <w:webHidden/>
+              </w:rPr>
+              <w:fldChar w:fldCharType="separate"/>
+            </w:r>
+            <w:r>
+              <w:rPr>
+                <w:noProof/>
+                <w:webHidden/>
+              </w:rPr>
+              <w:t>48</w:t>
+            </w:r>
+            <w:r>
+              <w:rPr>
+                <w:noProof/>
+                <w:webHidden/>
+              </w:rPr>
+              <w:fldChar w:fldCharType="end"/>
+            </w:r>
+          </w:hyperlink>
+        </w:p>
+        <w:p>
+          <w:pPr>
+            <w:pStyle w:val="TOC3"/>
+            <w:tabs>
+              <w:tab w:val="right" w:leader="dot" w:pos="9350"/>
+            </w:tabs>
+            <w:rPr>
+              <w:noProof/>
+            </w:rPr>
+          </w:pPr>
+          <w:hyperlink w:anchor="_Toc234584196" w:history="1">
+            <w:r>
+              <w:rPr>
+                <w:rStyle w:val="Hyperlink"/>
+                <w:noProof/>
+              </w:rPr>
+              <w:t>S3:</w:t>
+            </w:r>
+            <w:r>
+              <w:rPr>
+                <w:noProof/>
+                <w:webHidden/>
+              </w:rPr>
+              <w:tab/>
+            </w:r>
+            <w:r>
+              <w:rPr>
+                <w:noProof/>
+                <w:webHidden/>
+              </w:rPr>
+              <w:fldChar w:fldCharType="begin"/>
+            </w:r>
+            <w:r>
+              <w:rPr>
+                <w:noProof/>
+                <w:webHidden/>
+              </w:rPr>
+              <w:instrText xml:space="preserve"> PAGEREF _Toc234584196 \h </w:instrText>
+            </w:r>
+            <w:r>
+              <w:rPr>
+                <w:noProof/>
+                <w:webHidden/>
+              </w:rPr>
+            </w:r>
+            <w:r>
+              <w:rPr>
+                <w:noProof/>
+                <w:webHidden/>
+              </w:rPr>
+              <w:fldChar w:fldCharType="separate"/>
+            </w:r>
+            <w:r>
+              <w:rPr>
+                <w:noProof/>
+                <w:webHidden/>
+              </w:rPr>
+              <w:t>48</w:t>
+            </w:r>
+            <w:r>
+              <w:rPr>
+                <w:noProof/>
+                <w:webHidden/>
+              </w:rPr>
+              <w:fldChar w:fldCharType="end"/>
+            </w:r>
+          </w:hyperlink>
+        </w:p>
+        <w:p>
+          <w:pPr>
+            <w:pStyle w:val="TOC3"/>
+            <w:tabs>
+              <w:tab w:val="right" w:leader="dot" w:pos="9350"/>
+            </w:tabs>
+            <w:rPr>
+              <w:noProof/>
+            </w:rPr>
+          </w:pPr>
+          <w:hyperlink w:anchor="_Toc234584197" w:history="1">
+            <w:r>
+              <w:rPr>
+                <w:rStyle w:val="Hyperlink"/>
+                <w:noProof/>
+              </w:rPr>
+              <w:t>IAM roles:</w:t>
+            </w:r>
+            <w:r>
+              <w:rPr>
+                <w:noProof/>
+                <w:webHidden/>
+              </w:rPr>
+              <w:tab/>
+            </w:r>
+            <w:r>
+              <w:rPr>
+                <w:noProof/>
+                <w:webHidden/>
+              </w:rPr>
+              <w:fldChar w:fldCharType="begin"/>
+            </w:r>
+            <w:r>
+              <w:rPr>
+                <w:noProof/>
+                <w:webHidden/>
+              </w:rPr>
+              <w:instrText xml:space="preserve"> PAGEREF _Toc234584197 \h </w:instrText>
+            </w:r>
+            <w:r>
+              <w:rPr>
+                <w:noProof/>
+                <w:webHidden/>
+              </w:rPr>
+            </w:r>
+            <w:r>
+              <w:rPr>
+                <w:noProof/>
+                <w:webHidden/>
+              </w:rPr>
+              <w:fldChar w:fldCharType="separate"/>
+            </w:r>
+            <w:r>
+              <w:rPr>
+                <w:noProof/>
+                <w:webHidden/>
+              </w:rPr>
+              <w:t>49</w:t>
+            </w:r>
+            <w:r>
+              <w:rPr>
+                <w:noProof/>
+                <w:webHidden/>
+              </w:rPr>
+              <w:fldChar w:fldCharType="end"/>
+            </w:r>
+          </w:hyperlink>
+        </w:p>
+        <w:p>
+          <w:pPr>
+            <w:pStyle w:val="TOC3"/>
+            <w:tabs>
+              <w:tab w:val="right" w:leader="dot" w:pos="9350"/>
+            </w:tabs>
+            <w:rPr>
+              <w:noProof/>
+            </w:rPr>
+          </w:pPr>
+          <w:hyperlink w:anchor="_Toc234584198" w:history="1">
+            <w:r>
+              <w:rPr>
+                <w:rStyle w:val="Hyperlink"/>
+                <w:noProof/>
+              </w:rPr>
+              <w:t>Dynamo DB:</w:t>
+            </w:r>
+            <w:r>
+              <w:rPr>
+                <w:noProof/>
+                <w:webHidden/>
+              </w:rPr>
+              <w:tab/>
+            </w:r>
+            <w:r>
+              <w:rPr>
+                <w:noProof/>
+                <w:webHidden/>
+              </w:rPr>
+              <w:fldChar w:fldCharType="begin"/>
+            </w:r>
+            <w:r>
+              <w:rPr>
+                <w:noProof/>
+                <w:webHidden/>
+              </w:rPr>
+              <w:instrText xml:space="preserve"> PAGEREF _Toc234584198 \h </w:instrText>
+            </w:r>
+            <w:r>
+              <w:rPr>
+                <w:noProof/>
+                <w:webHidden/>
+              </w:rPr>
+            </w:r>
+            <w:r>
+              <w:rPr>
+                <w:noProof/>
+                <w:webHidden/>
+              </w:rPr>
+              <w:fldChar w:fldCharType="separate"/>
+            </w:r>
+            <w:r>
+              <w:rPr>
+                <w:noProof/>
+                <w:webHidden/>
+              </w:rPr>
+              <w:t>50</w:t>
+            </w:r>
+            <w:r>
+              <w:rPr>
+                <w:noProof/>
+                <w:webHidden/>
+              </w:rPr>
+              <w:fldChar w:fldCharType="end"/>
+            </w:r>
+          </w:hyperlink>
+        </w:p>
+        <w:p>
+          <w:pPr>
+            <w:pStyle w:val="TOC3"/>
+            <w:tabs>
+              <w:tab w:val="right" w:leader="dot" w:pos="9350"/>
+            </w:tabs>
+            <w:rPr>
+              <w:noProof/>
+            </w:rPr>
+          </w:pPr>
+          <w:hyperlink w:anchor="_Toc234584199" w:history="1">
+            <w:r>
+              <w:rPr>
+                <w:rStyle w:val="Hyperlink"/>
+                <w:noProof/>
+              </w:rPr>
+              <w:t>KMS:</w:t>
+            </w:r>
+            <w:r>
+              <w:rPr>
+                <w:noProof/>
+                <w:webHidden/>
+              </w:rPr>
+              <w:tab/>
+            </w:r>
+            <w:r>
+              <w:rPr>
+                <w:noProof/>
+                <w:webHidden/>
+              </w:rPr>
+              <w:fldChar w:fldCharType="begin"/>
+            </w:r>
+            <w:r>
+              <w:rPr>
+                <w:noProof/>
+                <w:webHidden/>
+              </w:rPr>
+              <w:instrText xml:space="preserve"> PAGEREF _Toc234584199 \h </w:instrText>
+            </w:r>
+            <w:r>
+              <w:rPr>
+                <w:noProof/>
+                <w:webHidden/>
+              </w:rPr>
+            </w:r>
+            <w:r>
+              <w:rPr>
+                <w:noProof/>
+                <w:webHidden/>
+              </w:rPr>
+              <w:fldChar w:fldCharType="separate"/>
+            </w:r>
+            <w:r>
+              <w:rPr>
+                <w:noProof/>
+                <w:webHidden/>
+              </w:rPr>
+              <w:t>51</w:t>
+            </w:r>
+            <w:r>
+              <w:rPr>
+                <w:noProof/>
+                <w:webHidden/>
+              </w:rPr>
+              <w:fldChar w:fldCharType="end"/>
+            </w:r>
+          </w:hyperlink>
+        </w:p>
+        <w:p>
+          <w:pPr>
+            <w:pStyle w:val="TOC3"/>
+            <w:tabs>
+              <w:tab w:val="right" w:leader="dot" w:pos="9350"/>
+            </w:tabs>
+            <w:rPr>
+              <w:noProof/>
+            </w:rPr>
+          </w:pPr>
+          <w:hyperlink w:anchor="_Toc234584200" w:history="1">
+            <w:r>
+              <w:rPr>
+                <w:rStyle w:val="Hyperlink"/>
+                <w:noProof/>
+              </w:rPr>
+              <w:t>Cloudwatch:</w:t>
+            </w:r>
+            <w:r>
+              <w:rPr>
+                <w:noProof/>
+                <w:webHidden/>
+              </w:rPr>
+              <w:tab/>
+            </w:r>
+            <w:r>
+              <w:rPr>
+                <w:noProof/>
+                <w:webHidden/>
+              </w:rPr>
+              <w:fldChar w:fldCharType="begin"/>
+            </w:r>
+            <w:r>
+              <w:rPr>
+                <w:noProof/>
+                <w:webHidden/>
+              </w:rPr>
+              <w:instrText xml:space="preserve"> PAGEREF _Toc234584200 \h </w:instrText>
+            </w:r>
+            <w:r>
+              <w:rPr>
+                <w:noProof/>
+                <w:webHidden/>
+              </w:rPr>
+            </w:r>
+            <w:r>
+              <w:rPr>
+                <w:noProof/>
+                <w:webHidden/>
+              </w:rPr>
+              <w:fldChar w:fldCharType="separate"/>
+            </w:r>
+            <w:r>
+              <w:rPr>
+                <w:noProof/>
+                <w:webHidden/>
+              </w:rPr>
+              <w:t>51</w:t>
+            </w:r>
+            <w:r>
+              <w:rPr>
+                <w:noProof/>
+                <w:webHidden/>
+              </w:rPr>
+              <w:fldChar w:fldCharType="end"/>
+            </w:r>
+          </w:hyperlink>
+        </w:p>
+        <w:p>
+          <w:pPr>
+            <w:pStyle w:val="TOC2"/>
+            <w:tabs>
+              <w:tab w:val="right" w:leader="dot" w:pos="9350"/>
+            </w:tabs>
+            <w:rPr>
+              <w:noProof/>
+            </w:rPr>
+          </w:pPr>
+          <w:hyperlink w:anchor="_Toc234584201" w:history="1">
+            <w:r>
+              <w:rPr>
+                <w:rStyle w:val="Hyperlink"/>
+                <w:b/>
+                <w:bCs/>
+                <w:noProof/>
+              </w:rPr>
+              <w:t>Ansible</w:t>
+            </w:r>
+            <w:r>
+              <w:rPr>
+                <w:rStyle w:val="Hyperlink"/>
+                <w:noProof/>
+              </w:rPr>
+              <w:t> — Jenkins EC2 fully configured via the dynamic AWS inventory, real SSH, real playbook run, zero failures</w:t>
+            </w:r>
+            <w:r>
+              <w:rPr>
+                <w:noProof/>
+                <w:webHidden/>
+              </w:rPr>
+              <w:tab/>
+            </w:r>
+            <w:r>
+              <w:rPr>
+                <w:noProof/>
+                <w:webHidden/>
+              </w:rPr>
+              <w:fldChar w:fldCharType="begin"/>
+            </w:r>
+            <w:r>
+              <w:rPr>
+                <w:noProof/>
+                <w:webHidden/>
+              </w:rPr>
+              <w:instrText xml:space="preserve"> PAGEREF _Toc234584201 \h </w:instrText>
+            </w:r>
+            <w:r>
+              <w:rPr>
+                <w:noProof/>
+                <w:webHidden/>
+              </w:rPr>
+            </w:r>
+            <w:r>
+              <w:rPr>
+                <w:noProof/>
+                <w:webHidden/>
+              </w:rPr>
+              <w:fldChar w:fldCharType="separate"/>
+            </w:r>
+            <w:r>
+              <w:rPr>
+                <w:noProof/>
+                <w:webHidden/>
+              </w:rPr>
+              <w:t>52</w:t>
+            </w:r>
+            <w:r>
+              <w:rPr>
+                <w:noProof/>
+                <w:webHidden/>
+              </w:rPr>
+              <w:fldChar w:fldCharType="end"/>
+            </w:r>
+          </w:hyperlink>
+        </w:p>
+        <w:p>
+          <w:pPr>
+            <w:pStyle w:val="TOC1"/>
+            <w:tabs>
+              <w:tab w:val="right" w:leader="dot" w:pos="9350"/>
+            </w:tabs>
+            <w:rPr>
+              <w:noProof/>
+            </w:rPr>
+          </w:pPr>
+          <w:hyperlink w:anchor="_Toc234584202" w:history="1">
+            <w:r>
+              <w:rPr>
+                <w:rStyle w:val="Hyperlink"/>
+                <w:noProof/>
+              </w:rPr>
+              <w:t>That's everything through Ansible confirmed working on actual AWS infrastructure, not just locally.</w:t>
+            </w:r>
+            <w:r>
+              <w:rPr>
+                <w:noProof/>
+                <w:webHidden/>
+              </w:rPr>
+              <w:tab/>
+            </w:r>
+            <w:r>
+              <w:rPr>
+                <w:noProof/>
+                <w:webHidden/>
+              </w:rPr>
+              <w:fldChar w:fldCharType="begin"/>
+            </w:r>
+            <w:r>
+              <w:rPr>
+                <w:noProof/>
+                <w:webHidden/>
+              </w:rPr>
+              <w:instrText xml:space="preserve"> PAGEREF _Toc234584202 \h </w:instrText>
+            </w:r>
+            <w:r>
+              <w:rPr>
+                <w:noProof/>
+                <w:webHidden/>
+              </w:rPr>
+            </w:r>
+            <w:r>
+              <w:rPr>
+                <w:noProof/>
+                <w:webHidden/>
+              </w:rPr>
+              <w:fldChar w:fldCharType="separate"/>
+            </w:r>
+            <w:r>
+              <w:rPr>
+                <w:noProof/>
+                <w:webHidden/>
+              </w:rPr>
+              <w:t>55</w:t>
+            </w:r>
+            <w:r>
+              <w:rPr>
+                <w:noProof/>
+                <w:webHidden/>
+              </w:rPr>
+              <w:fldChar w:fldCharType="end"/>
+            </w:r>
+          </w:hyperlink>
+        </w:p>
+        <w:p>
+          <w:pPr>
+            <w:pStyle w:val="TOC1"/>
+            <w:tabs>
+              <w:tab w:val="right" w:leader="dot" w:pos="9350"/>
+            </w:tabs>
+            <w:rPr>
+              <w:noProof/>
+            </w:rPr>
+          </w:pPr>
+          <w:hyperlink w:anchor="_Toc234584203" w:history="1">
+            <w:r>
+              <w:rPr>
+                <w:rStyle w:val="Hyperlink"/>
+                <w:noProof/>
+              </w:rPr>
+              <w:t>Next Steps: building/pushing real images to ECR, deploying the app to EKS, and eventually the ALB Ingress</w:t>
+            </w:r>
+            <w:r>
+              <w:rPr>
+                <w:noProof/>
+                <w:webHidden/>
+              </w:rPr>
+              <w:tab/>
+            </w:r>
+            <w:r>
+              <w:rPr>
+                <w:noProof/>
+                <w:webHidden/>
+              </w:rPr>
+              <w:fldChar w:fldCharType="begin"/>
+            </w:r>
+            <w:r>
+              <w:rPr>
+                <w:noProof/>
+                <w:webHidden/>
+              </w:rPr>
+              <w:instrText xml:space="preserve"> PAGEREF _Toc234584203 \h </w:instrText>
+            </w:r>
+            <w:r>
+              <w:rPr>
+                <w:noProof/>
+                <w:webHidden/>
+              </w:rPr>
+            </w:r>
+            <w:r>
+              <w:rPr>
+                <w:noProof/>
+                <w:webHidden/>
+              </w:rPr>
+              <w:fldChar w:fldCharType="separate"/>
+            </w:r>
+            <w:r>
+              <w:rPr>
+                <w:noProof/>
+                <w:webHidden/>
+              </w:rPr>
+              <w:t>55</w:t>
+            </w:r>
+            <w:r>
+              <w:rPr>
+                <w:noProof/>
+                <w:webHidden/>
+              </w:rPr>
+              <w:fldChar w:fldCharType="end"/>
+            </w:r>
+          </w:hyperlink>
+        </w:p>
+        <w:p>
           <w:r>
             <w:rPr>
               <w:b/>
@@ -89,26 +2422,31 @@
       <w:pPr>
         <w:pStyle w:val="Heading1"/>
       </w:pPr>
-      <w:r>
-        <w:lastRenderedPageBreak/>
+      <w:bookmarkStart w:id="0" w:name="_Toc234584170"/>
+      <w:r>
         <w:t>Sprint 2 Progress</w:t>
       </w:r>
+      <w:bookmarkEnd w:id="0"/>
     </w:p>
     <w:p>
       <w:pPr>
         <w:pStyle w:val="Heading2"/>
       </w:pPr>
+      <w:bookmarkStart w:id="1" w:name="_Toc234584171"/>
       <w:r>
         <w:t>Docker Compose build:</w:t>
       </w:r>
+      <w:bookmarkEnd w:id="1"/>
     </w:p>
     <w:p>
       <w:pPr>
         <w:pStyle w:val="Heading3"/>
       </w:pPr>
+      <w:bookmarkStart w:id="2" w:name="_Toc234584172"/>
       <w:r>
         <w:t>All services are built successfully:</w:t>
       </w:r>
+      <w:bookmarkEnd w:id="2"/>
     </w:p>
     <w:p>
       <w:r>
@@ -200,6 +2538,7 @@
         <w:rPr>
           <w:noProof/>
         </w:rPr>
+        <w:lastRenderedPageBreak/>
         <w:drawing>
           <wp:inline distT="0" distB="0" distL="0" distR="0" wp14:anchorId="496AC921" wp14:editId="6A1352EF">
             <wp:extent cx="5943600" cy="1377315"/>
@@ -245,21 +2584,24 @@
       <w:pPr>
         <w:pStyle w:val="Heading2"/>
       </w:pPr>
-      <w:r>
-        <w:lastRenderedPageBreak/>
+      <w:bookmarkStart w:id="3" w:name="_Toc234584173"/>
+      <w:r>
         <w:t>Kubernetes manifests:</w:t>
       </w:r>
       <w:r>
         <w:t xml:space="preserve"> validated against real cluster with zero schema errors</w:t>
       </w:r>
+      <w:bookmarkEnd w:id="3"/>
     </w:p>
     <w:p>
       <w:pPr>
         <w:pStyle w:val="Heading3"/>
       </w:pPr>
+      <w:bookmarkStart w:id="4" w:name="_Toc234584174"/>
       <w:r>
         <w:t>Creating cluster:</w:t>
       </w:r>
+      <w:bookmarkEnd w:id="4"/>
     </w:p>
     <w:p>
       <w:r>
@@ -392,6 +2734,7 @@
         <w:rPr>
           <w:noProof/>
         </w:rPr>
+        <w:lastRenderedPageBreak/>
         <w:drawing>
           <wp:inline distT="0" distB="0" distL="0" distR="0" wp14:anchorId="4C0556DC" wp14:editId="539CEB5C">
             <wp:extent cx="5943600" cy="1699260"/>
@@ -434,7 +2777,6 @@
         <w:rPr>
           <w:noProof/>
         </w:rPr>
-        <w:lastRenderedPageBreak/>
         <w:drawing>
           <wp:inline distT="0" distB="0" distL="0" distR="0" wp14:anchorId="7B79EB05" wp14:editId="6904119D">
             <wp:extent cx="5943600" cy="1899920"/>
@@ -476,6 +2818,7 @@
       <w:pPr>
         <w:pStyle w:val="Heading2"/>
       </w:pPr>
+      <w:bookmarkStart w:id="5" w:name="_Toc234584175"/>
       <w:r>
         <w:rPr>
           <w:b/>
@@ -486,6 +2829,7 @@
       <w:r>
         <w:t> — parses, renders, and produces valid Deployments/Services/HPAs</w:t>
       </w:r>
+      <w:bookmarkEnd w:id="5"/>
     </w:p>
     <w:p>
       <w:r>
@@ -617,37 +2961,36 @@
       <w:pPr>
         <w:pStyle w:val="Heading2"/>
       </w:pPr>
+      <w:bookmarkStart w:id="6" w:name="_Toc234584176"/>
       <w:r>
         <w:rPr>
           <w:b/>
           <w:bCs/>
         </w:rPr>
+        <w:lastRenderedPageBreak/>
         <w:t>Terraform</w:t>
       </w:r>
       <w:r>
         <w:t> — VPC, EKS cluster (ACTIVE, v1.33, 2 nodes Ready), ECR, S3, IAM, security groups, Jenkins EC2 all provisioned and verified on real AWS</w:t>
       </w:r>
+      <w:bookmarkEnd w:id="6"/>
     </w:p>
     <w:p/>
     <w:p>
       <w:pPr>
         <w:pStyle w:val="Heading3"/>
       </w:pPr>
-      <w:r>
-        <w:lastRenderedPageBreak/>
+      <w:bookmarkStart w:id="7" w:name="_Toc234584177"/>
+      <w:r>
         <w:t>Terraform</w:t>
       </w:r>
       <w:r>
-        <w:t xml:space="preserve"> </w:t>
-      </w:r>
-      <w:proofErr w:type="spellStart"/>
-      <w:r>
-        <w:t>init</w:t>
-      </w:r>
-      <w:proofErr w:type="spellEnd"/>
+        <w:t xml:space="preserve"> init</w:t>
+      </w:r>
       <w:r>
         <w:t>:</w:t>
       </w:r>
+      <w:bookmarkEnd w:id="7"/>
     </w:p>
     <w:p>
       <w:r>
@@ -738,9 +3081,12 @@
       <w:pPr>
         <w:pStyle w:val="Heading3"/>
       </w:pPr>
-      <w:r>
+      <w:bookmarkStart w:id="8" w:name="_Toc234584178"/>
+      <w:r>
+        <w:lastRenderedPageBreak/>
         <w:t>Created IAM user:</w:t>
       </w:r>
+      <w:bookmarkEnd w:id="8"/>
     </w:p>
     <w:p>
       <w:r>
@@ -790,7 +3136,6 @@
         <w:rPr>
           <w:noProof/>
         </w:rPr>
-        <w:lastRenderedPageBreak/>
         <w:drawing>
           <wp:inline distT="0" distB="0" distL="0" distR="0" wp14:anchorId="247DBD41" wp14:editId="50580629">
             <wp:extent cx="5943600" cy="3044825"/>
@@ -832,9 +3177,11 @@
       <w:pPr>
         <w:pStyle w:val="Heading3"/>
       </w:pPr>
+      <w:bookmarkStart w:id="9" w:name="_Toc234584179"/>
       <w:r>
         <w:t>AWS CLI is configured:</w:t>
       </w:r>
+      <w:bookmarkEnd w:id="9"/>
     </w:p>
     <w:p>
       <w:r>
@@ -883,17 +3230,12 @@
       <w:pPr>
         <w:pStyle w:val="Heading3"/>
       </w:pPr>
-      <w:r>
-        <w:t xml:space="preserve">S3 bucket and </w:t>
-      </w:r>
-      <w:proofErr w:type="spellStart"/>
-      <w:r>
-        <w:t>DynamoDb</w:t>
-      </w:r>
-      <w:proofErr w:type="spellEnd"/>
-      <w:r>
-        <w:t xml:space="preserve"> table is created before applying Terraform scripts for below reasons:</w:t>
-      </w:r>
+      <w:bookmarkStart w:id="10" w:name="_Toc234584180"/>
+      <w:r>
+        <w:lastRenderedPageBreak/>
+        <w:t>S3 bucket and DynamoDb table is created before applying Terraform scripts for below reasons:</w:t>
+      </w:r>
+      <w:bookmarkEnd w:id="10"/>
     </w:p>
     <w:p>
       <w:r>
@@ -901,132 +3243,70 @@
           <w:b/>
           <w:bCs/>
         </w:rPr>
-        <w:t>S3 bucket (</w:t>
-      </w:r>
-      <w:proofErr w:type="spellStart"/>
+        <w:t>S3 bucket (streamingapp-tfstate)</w:t>
+      </w:r>
+      <w:r>
+        <w:t xml:space="preserve"> — this is where Terraform stores its </w:t>
+      </w:r>
       <w:r>
         <w:rPr>
           <w:b/>
           <w:bCs/>
         </w:rPr>
-        <w:t>streamingapp-tfstate</w:t>
-      </w:r>
-      <w:proofErr w:type="spellEnd"/>
+        <w:t>state file</w:t>
+      </w:r>
+      <w:r>
+        <w:t xml:space="preserve">: a JSON record of every resource it manages and their current attributes, used to compute diffs on every plan/apply. </w:t>
+      </w:r>
+      <w:r>
+        <w:t>Our</w:t>
+      </w:r>
+      <w:r>
+        <w:t xml:space="preserve"> terraform/main.tf backend block tells Terraform "store state remotely in this bucket" instead of a local terraform.tfstate file. But Terraform's S3 backend doesn't create its own storage — the bucket has to already exist before terraform init can point at it. If Terraform tried to create that bucket as part of the same run whose state it's supposed to be tracking </w:t>
+      </w:r>
+      <w:r>
+        <w:rPr>
+          <w:i/>
+          <w:iCs/>
+        </w:rPr>
+        <w:t>in</w:t>
+      </w:r>
+      <w:r>
+        <w:t xml:space="preserve"> that bucket, </w:t>
+      </w:r>
+      <w:r>
+        <w:t>we</w:t>
+      </w:r>
+      <w:r>
+        <w:t xml:space="preserve">'d have a chicken-and-egg problem: it can't write its own state to a bucket while also treating that bucket's creation as something tracked in the state being written. </w:t>
+      </w:r>
+      <w:r>
+        <w:t>So,</w:t>
+      </w:r>
+      <w:r>
+        <w:t xml:space="preserve"> the bucket has to be bootstrapped separately, outside the main config.</w:t>
+      </w:r>
+    </w:p>
+    <w:p>
       <w:r>
         <w:rPr>
           <w:b/>
           <w:bCs/>
         </w:rPr>
-        <w:t>)</w:t>
-      </w:r>
-      <w:r>
-        <w:t xml:space="preserve"> — this is where Terraform stores its </w:t>
+        <w:t>DynamoDB table (streamingapp-tflock)</w:t>
+      </w:r>
+      <w:r>
+        <w:t xml:space="preserve"> — this exists purely for </w:t>
       </w:r>
       <w:r>
         <w:rPr>
           <w:b/>
           <w:bCs/>
         </w:rPr>
-        <w:t>state file</w:t>
-      </w:r>
-      <w:r>
-        <w:t xml:space="preserve">: a JSON record of every resource it manages and their current attributes, used to compute diffs on every plan/apply. </w:t>
-      </w:r>
-      <w:r>
-        <w:t>Our</w:t>
-      </w:r>
-      <w:r>
-        <w:t xml:space="preserve"> terraform/main.tf backend block tells Terraform "store state remotely in this bucket" instead of a local </w:t>
-      </w:r>
-      <w:proofErr w:type="spellStart"/>
-      <w:proofErr w:type="gramStart"/>
-      <w:r>
-        <w:t>terraform.tfstate</w:t>
-      </w:r>
-      <w:proofErr w:type="spellEnd"/>
-      <w:proofErr w:type="gramEnd"/>
-      <w:r>
-        <w:t xml:space="preserve"> file. But </w:t>
-      </w:r>
-      <w:proofErr w:type="spellStart"/>
-      <w:r>
-        <w:t>Terraform's</w:t>
-      </w:r>
-      <w:proofErr w:type="spellEnd"/>
-      <w:r>
-        <w:t xml:space="preserve"> S3 backend doesn't create its own storage — the bucket has to already exist before terraform </w:t>
-      </w:r>
-      <w:proofErr w:type="spellStart"/>
-      <w:r>
-        <w:t>init</w:t>
-      </w:r>
-      <w:proofErr w:type="spellEnd"/>
-      <w:r>
-        <w:t xml:space="preserve"> can point at it. If Terraform tried to create that bucket as part of the same run whose state it's supposed to be tracking </w:t>
-      </w:r>
-      <w:r>
-        <w:rPr>
-          <w:i/>
-          <w:iCs/>
-        </w:rPr>
-        <w:t>in</w:t>
-      </w:r>
-      <w:r>
-        <w:t xml:space="preserve"> that bucket, </w:t>
-      </w:r>
-      <w:r>
-        <w:t>we</w:t>
-      </w:r>
-      <w:r>
-        <w:t xml:space="preserve">'d have a chicken-and-egg problem: it can't write its own state to a bucket while also treating that bucket's creation as something tracked in the state being written. </w:t>
-      </w:r>
-      <w:r>
-        <w:t>So,</w:t>
-      </w:r>
-      <w:r>
-        <w:t xml:space="preserve"> the bucket has to be bootstrapped separately, outside the main config.</w:t>
-      </w:r>
-    </w:p>
-    <w:p>
-      <w:r>
-        <w:rPr>
-          <w:b/>
-          <w:bCs/>
-        </w:rPr>
-        <w:t>DynamoDB table (</w:t>
-      </w:r>
-      <w:proofErr w:type="spellStart"/>
-      <w:r>
-        <w:rPr>
-          <w:b/>
-          <w:bCs/>
-        </w:rPr>
-        <w:t>streamingapp-tflock</w:t>
-      </w:r>
-      <w:proofErr w:type="spellEnd"/>
-      <w:r>
-        <w:rPr>
-          <w:b/>
-          <w:bCs/>
-        </w:rPr>
-        <w:t>)</w:t>
-      </w:r>
-      <w:r>
-        <w:t xml:space="preserve"> — this exists purely for </w:t>
-      </w:r>
-      <w:r>
-        <w:rPr>
-          <w:b/>
-          <w:bCs/>
-        </w:rPr>
         <w:t>state locking</w:t>
       </w:r>
       <w:r>
-        <w:t xml:space="preserve">. Before any command that would modify state (apply, sometimes plan), Terraform writes a lock record into this table. If a lock is already present (say, from another terraform apply still running, or one you forgot you left mid-flight), the new command refuses to proceed instead of racing against it. Without this, two concurrent applies could corrupt the state file — e.g., both </w:t>
-      </w:r>
-      <w:r>
-        <w:lastRenderedPageBreak/>
-        <w:t>reading the same "current state," both computing different changes, and both writing back, with the second write silently clobbering the first's changes.</w:t>
+        <w:t>. Before any command that would modify state (apply, sometimes plan), Terraform writes a lock record into this table. If a lock is already present (say, from another terraform apply still running, or one you forgot you left mid-flight), the new command refuses to proceed instead of racing against it. Without this, two concurrent applies could corrupt the state file — e.g., both reading the same "current state," both computing different changes, and both writing back, with the second write silently clobbering the first's changes.</w:t>
       </w:r>
     </w:p>
     <w:p/>
@@ -1034,9 +3314,11 @@
       <w:pPr>
         <w:pStyle w:val="Heading3"/>
       </w:pPr>
+      <w:bookmarkStart w:id="11" w:name="_Toc234584181"/>
       <w:r>
         <w:t>Create S3 bucket:</w:t>
       </w:r>
+      <w:bookmarkEnd w:id="11"/>
     </w:p>
     <w:p>
       <w:r>
@@ -1085,17 +3367,12 @@
       <w:pPr>
         <w:pStyle w:val="Heading3"/>
       </w:pPr>
-      <w:r>
-        <w:t xml:space="preserve">Create </w:t>
-      </w:r>
-      <w:proofErr w:type="spellStart"/>
-      <w:r>
-        <w:t>dynamodb</w:t>
-      </w:r>
-      <w:proofErr w:type="spellEnd"/>
-      <w:r>
-        <w:t xml:space="preserve"> table:</w:t>
-      </w:r>
+      <w:bookmarkStart w:id="12" w:name="_Toc234584182"/>
+      <w:r>
+        <w:lastRenderedPageBreak/>
+        <w:t>Create dynamodb table:</w:t>
+      </w:r>
+      <w:bookmarkEnd w:id="12"/>
     </w:p>
     <w:p>
       <w:r>
@@ -1153,24 +3430,21 @@
       <w:pPr>
         <w:pStyle w:val="Heading3"/>
       </w:pPr>
+      <w:bookmarkStart w:id="13" w:name="_Toc234584183"/>
       <w:r>
         <w:lastRenderedPageBreak/>
         <w:t xml:space="preserve">Run </w:t>
       </w:r>
       <w:r>
-        <w:t xml:space="preserve">Terraform </w:t>
-      </w:r>
-      <w:proofErr w:type="spellStart"/>
-      <w:r>
-        <w:t>init</w:t>
-      </w:r>
-      <w:proofErr w:type="spellEnd"/>
+        <w:t>Terraform init</w:t>
+      </w:r>
       <w:r>
         <w:t xml:space="preserve"> again</w:t>
       </w:r>
       <w:r>
         <w:t>:</w:t>
       </w:r>
+      <w:bookmarkEnd w:id="13"/>
     </w:p>
     <w:p>
       <w:r>
@@ -1224,10 +3498,12 @@
       <w:pPr>
         <w:pStyle w:val="Heading3"/>
       </w:pPr>
+      <w:bookmarkStart w:id="14" w:name="_Toc234584184"/>
       <w:r>
         <w:lastRenderedPageBreak/>
         <w:t>Terraform plan:</w:t>
       </w:r>
+      <w:bookmarkEnd w:id="14"/>
     </w:p>
     <w:p>
       <w:r>
@@ -2699,10 +4975,12 @@
       <w:pPr>
         <w:pStyle w:val="Heading3"/>
       </w:pPr>
+      <w:bookmarkStart w:id="15" w:name="_Toc234584185"/>
       <w:r>
         <w:lastRenderedPageBreak/>
         <w:t>Confirm Jenkins EC2 is reachable:</w:t>
       </w:r>
+      <w:bookmarkEnd w:id="15"/>
     </w:p>
     <w:p>
       <w:r>
@@ -2750,6 +5028,7 @@
       <w:pPr>
         <w:pStyle w:val="Heading3"/>
       </w:pPr>
+      <w:bookmarkStart w:id="16" w:name="_Toc234584186"/>
       <w:r>
         <w:t>All the resources are created</w:t>
       </w:r>
@@ -2759,14 +5038,17 @@
       <w:r>
         <w:t>:</w:t>
       </w:r>
+      <w:bookmarkEnd w:id="16"/>
     </w:p>
     <w:p>
       <w:pPr>
         <w:pStyle w:val="Heading3"/>
       </w:pPr>
+      <w:bookmarkStart w:id="17" w:name="_Toc234584187"/>
       <w:r>
         <w:t>VPC is created</w:t>
       </w:r>
+      <w:bookmarkEnd w:id="17"/>
     </w:p>
     <w:p>
       <w:r>
@@ -2899,9 +5181,11 @@
       <w:pPr>
         <w:pStyle w:val="Heading3"/>
       </w:pPr>
+      <w:bookmarkStart w:id="18" w:name="_Toc234584188"/>
       <w:r>
         <w:t>2 public and 2 private subnets are created:</w:t>
       </w:r>
+      <w:bookmarkEnd w:id="18"/>
     </w:p>
     <w:p>
       <w:r>
@@ -2952,10 +5236,12 @@
       <w:pPr>
         <w:pStyle w:val="Heading3"/>
       </w:pPr>
+      <w:bookmarkStart w:id="19" w:name="_Toc234584189"/>
       <w:r>
         <w:lastRenderedPageBreak/>
         <w:t>1 NAT Gateway:</w:t>
       </w:r>
+      <w:bookmarkEnd w:id="19"/>
     </w:p>
     <w:p>
       <w:r>
@@ -3003,9 +5289,11 @@
       <w:pPr>
         <w:pStyle w:val="Heading3"/>
       </w:pPr>
+      <w:bookmarkStart w:id="20" w:name="_Toc234584190"/>
       <w:r>
         <w:t>1 Internet Gateway:</w:t>
       </w:r>
+      <w:bookmarkEnd w:id="20"/>
     </w:p>
     <w:p>
       <w:r>
@@ -3058,10 +5346,12 @@
       <w:pPr>
         <w:pStyle w:val="Heading3"/>
       </w:pPr>
+      <w:bookmarkStart w:id="21" w:name="_Toc234584191"/>
       <w:r>
         <w:lastRenderedPageBreak/>
         <w:t>A public RT routing:</w:t>
       </w:r>
+      <w:bookmarkEnd w:id="21"/>
     </w:p>
     <w:p>
       <w:r>
@@ -3109,9 +5399,11 @@
       <w:pPr>
         <w:pStyle w:val="Heading3"/>
       </w:pPr>
+      <w:bookmarkStart w:id="22" w:name="_Toc234584192"/>
       <w:r>
         <w:t>A private RT routing:</w:t>
       </w:r>
+      <w:bookmarkEnd w:id="22"/>
     </w:p>
     <w:p>
       <w:r>
@@ -3166,14 +5458,13 @@
       <w:pPr>
         <w:pStyle w:val="Heading3"/>
       </w:pPr>
-      <w:proofErr w:type="spellStart"/>
+      <w:bookmarkStart w:id="23" w:name="_Toc234584193"/>
       <w:r>
         <w:t>Streaming</w:t>
       </w:r>
       <w:r>
         <w:t>app</w:t>
       </w:r>
-      <w:proofErr w:type="spellEnd"/>
       <w:r>
         <w:t xml:space="preserve"> Cluster</w:t>
       </w:r>
@@ -3183,6 +5474,7 @@
       <w:r>
         <w:t>:</w:t>
       </w:r>
+      <w:bookmarkEnd w:id="23"/>
     </w:p>
     <w:p>
       <w:r>
@@ -3278,9 +5570,11 @@
       <w:pPr>
         <w:pStyle w:val="Heading3"/>
       </w:pPr>
+      <w:bookmarkStart w:id="24" w:name="_Toc234584194"/>
       <w:r>
         <w:t>EC2:</w:t>
       </w:r>
+      <w:bookmarkEnd w:id="24"/>
     </w:p>
     <w:p>
       <w:r>
@@ -3376,9 +5670,11 @@
       <w:pPr>
         <w:pStyle w:val="Heading3"/>
       </w:pPr>
+      <w:bookmarkStart w:id="25" w:name="_Toc234584195"/>
       <w:r>
         <w:t>ECR:</w:t>
       </w:r>
+      <w:bookmarkEnd w:id="25"/>
     </w:p>
     <w:p>
       <w:r>
@@ -3427,9 +5723,11 @@
       <w:pPr>
         <w:pStyle w:val="Heading3"/>
       </w:pPr>
+      <w:bookmarkStart w:id="26" w:name="_Toc234584196"/>
       <w:r>
         <w:t>S3:</w:t>
       </w:r>
+      <w:bookmarkEnd w:id="26"/>
     </w:p>
     <w:p>
       <w:r>
@@ -3482,10 +5780,12 @@
       <w:pPr>
         <w:pStyle w:val="Heading3"/>
       </w:pPr>
+      <w:bookmarkStart w:id="27" w:name="_Toc234584197"/>
       <w:r>
         <w:lastRenderedPageBreak/>
         <w:t>IAM roles:</w:t>
       </w:r>
+      <w:bookmarkEnd w:id="27"/>
     </w:p>
     <w:p>
       <w:r>
@@ -3619,9 +5919,11 @@
       <w:pPr>
         <w:pStyle w:val="Heading3"/>
       </w:pPr>
+      <w:bookmarkStart w:id="28" w:name="_Toc234584198"/>
       <w:r>
         <w:t>Dynamo DB:</w:t>
       </w:r>
+      <w:bookmarkEnd w:id="28"/>
     </w:p>
     <w:p>
       <w:r>
@@ -3673,10 +5975,12 @@
       <w:pPr>
         <w:pStyle w:val="Heading3"/>
       </w:pPr>
+      <w:bookmarkStart w:id="29" w:name="_Toc234584199"/>
       <w:r>
         <w:lastRenderedPageBreak/>
         <w:t>KMS:</w:t>
       </w:r>
+      <w:bookmarkEnd w:id="29"/>
     </w:p>
     <w:p>
       <w:r>
@@ -3724,7 +6028,7 @@
       <w:pPr>
         <w:pStyle w:val="Heading3"/>
       </w:pPr>
-      <w:proofErr w:type="spellStart"/>
+      <w:bookmarkStart w:id="30" w:name="_Toc234584200"/>
       <w:r>
         <w:t>C</w:t>
       </w:r>
@@ -3732,12 +6036,9 @@
         <w:t>l</w:t>
       </w:r>
       <w:r>
-        <w:t>oudwatch</w:t>
-      </w:r>
-      <w:proofErr w:type="spellEnd"/>
-      <w:r>
-        <w:t>:</w:t>
-      </w:r>
+        <w:t>oudwatch:</w:t>
+      </w:r>
+      <w:bookmarkEnd w:id="30"/>
     </w:p>
     <w:p>
       <w:r>
@@ -3829,6 +6130,7 @@
       <w:pPr>
         <w:pStyle w:val="Heading2"/>
       </w:pPr>
+      <w:bookmarkStart w:id="31" w:name="_Toc234584201"/>
       <w:r>
         <w:rPr>
           <w:b/>
@@ -3839,6 +6141,7 @@
       <w:r>
         <w:t> — Jenkins EC2 fully configured via the dynamic AWS inventory, real SSH, real playbook run, zero failures</w:t>
       </w:r>
+      <w:bookmarkEnd w:id="31"/>
     </w:p>
     <w:p>
       <w:r>
@@ -4143,20 +6446,27 @@
       <w:pPr>
         <w:pStyle w:val="Heading1"/>
       </w:pPr>
-      <w:r>
-        <w:t xml:space="preserve">That's everything through Ansible confirmed working on actual AWS infrastructure, not just locally. </w:t>
+      <w:bookmarkStart w:id="32" w:name="_Toc234584202"/>
+      <w:r>
+        <w:t>That's everything through Ansible confirmed working on actual AWS infrastructure, not just locally.</w:t>
+      </w:r>
+      <w:bookmarkEnd w:id="32"/>
+      <w:r>
+        <w:t xml:space="preserve"> </w:t>
       </w:r>
     </w:p>
     <w:p>
       <w:pPr>
         <w:pStyle w:val="Heading1"/>
       </w:pPr>
+      <w:bookmarkStart w:id="33" w:name="_Toc234584203"/>
       <w:r>
         <w:t xml:space="preserve">Next Steps: </w:t>
       </w:r>
       <w:r>
         <w:t>building/pushing real images to ECR, deploying the app to EKS, and eventually the ALB Ingress</w:t>
       </w:r>
+      <w:bookmarkEnd w:id="33"/>
     </w:p>
     <w:p/>
     <w:sectPr>
@@ -4928,6 +7238,7 @@
   <w:style w:type="character" w:default="1" w:styleId="DefaultParagraphFont">
     <w:name w:val="Default Paragraph Font"/>
     <w:uiPriority w:val="1"/>
+    <w:semiHidden/>
     <w:unhideWhenUsed/>
   </w:style>
   <w:style w:type="table" w:default="1" w:styleId="TableNormal">
@@ -5256,6 +7567,55 @@
       <w:sz w:val="32"/>
       <w:szCs w:val="32"/>
       <w14:ligatures w14:val="none"/>
+    </w:rPr>
+  </w:style>
+  <w:style w:type="paragraph" w:styleId="TOC1">
+    <w:name w:val="toc 1"/>
+    <w:basedOn w:val="Normal"/>
+    <w:next w:val="Normal"/>
+    <w:autoRedefine/>
+    <w:uiPriority w:val="39"/>
+    <w:unhideWhenUsed/>
+    <w:rsid w:val="0078229B"/>
+    <w:pPr>
+      <w:spacing w:after="100"/>
+    </w:pPr>
+  </w:style>
+  <w:style w:type="paragraph" w:styleId="TOC2">
+    <w:name w:val="toc 2"/>
+    <w:basedOn w:val="Normal"/>
+    <w:next w:val="Normal"/>
+    <w:autoRedefine/>
+    <w:uiPriority w:val="39"/>
+    <w:unhideWhenUsed/>
+    <w:rsid w:val="0078229B"/>
+    <w:pPr>
+      <w:spacing w:after="100"/>
+      <w:ind w:left="240"/>
+    </w:pPr>
+  </w:style>
+  <w:style w:type="paragraph" w:styleId="TOC3">
+    <w:name w:val="toc 3"/>
+    <w:basedOn w:val="Normal"/>
+    <w:next w:val="Normal"/>
+    <w:autoRedefine/>
+    <w:uiPriority w:val="39"/>
+    <w:unhideWhenUsed/>
+    <w:rsid w:val="0078229B"/>
+    <w:pPr>
+      <w:spacing w:after="100"/>
+      <w:ind w:left="480"/>
+    </w:pPr>
+  </w:style>
+  <w:style w:type="character" w:styleId="Hyperlink">
+    <w:name w:val="Hyperlink"/>
+    <w:basedOn w:val="DefaultParagraphFont"/>
+    <w:uiPriority w:val="99"/>
+    <w:unhideWhenUsed/>
+    <w:rsid w:val="0078229B"/>
+    <w:rPr>
+      <w:color w:val="467886" w:themeColor="hyperlink"/>
+      <w:u w:val="single"/>
     </w:rPr>
   </w:style>
 </w:styles>
